--- a/tillsyn/A 26140-2025 tillsynsbegäran.docx
+++ b/tillsyn/A 26140-2025 tillsynsbegäran.docx
@@ -482,7 +482,7 @@
     <w:r>
       <w:tab/>
       <w:tab/>
-      <w:t>2025-06-18</w:t>
+      <w:t>2025-06-19</w:t>
       <w:br/>
       <w:br/>
     </w:r>

--- a/tillsyn/A 26140-2025 tillsynsbegäran.docx
+++ b/tillsyn/A 26140-2025 tillsynsbegäran.docx
@@ -482,7 +482,7 @@
     <w:r>
       <w:tab/>
       <w:tab/>
-      <w:t>2025-06-19</w:t>
+      <w:t>2025-06-20</w:t>
       <w:br/>
       <w:br/>
     </w:r>

--- a/tillsyn/A 26140-2025 tillsynsbegäran.docx
+++ b/tillsyn/A 26140-2025 tillsynsbegäran.docx
@@ -482,7 +482,7 @@
     <w:r>
       <w:tab/>
       <w:tab/>
-      <w:t>2025-06-20</w:t>
+      <w:t>2025-06-21</w:t>
       <w:br/>
       <w:br/>
     </w:r>

--- a/tillsyn/A 26140-2025 tillsynsbegäran.docx
+++ b/tillsyn/A 26140-2025 tillsynsbegäran.docx
@@ -482,7 +482,7 @@
     <w:r>
       <w:tab/>
       <w:tab/>
-      <w:t>2025-06-21</w:t>
+      <w:t>2025-06-22</w:t>
       <w:br/>
       <w:br/>
     </w:r>

--- a/tillsyn/A 26140-2025 tillsynsbegäran.docx
+++ b/tillsyn/A 26140-2025 tillsynsbegäran.docx
@@ -482,7 +482,7 @@
     <w:r>
       <w:tab/>
       <w:tab/>
-      <w:t>2025-06-22</w:t>
+      <w:t>2025-06-23</w:t>
       <w:br/>
       <w:br/>
     </w:r>

--- a/tillsyn/A 26140-2025 tillsynsbegäran.docx
+++ b/tillsyn/A 26140-2025 tillsynsbegäran.docx
@@ -482,7 +482,7 @@
     <w:r>
       <w:tab/>
       <w:tab/>
-      <w:t>2025-06-23</w:t>
+      <w:t>2025-06-24</w:t>
       <w:br/>
       <w:br/>
     </w:r>

--- a/tillsyn/A 26140-2025 tillsynsbegäran.docx
+++ b/tillsyn/A 26140-2025 tillsynsbegäran.docx
@@ -482,7 +482,7 @@
     <w:r>
       <w:tab/>
       <w:tab/>
-      <w:t>2025-06-24</w:t>
+      <w:t>2025-06-25</w:t>
       <w:br/>
       <w:br/>
     </w:r>

--- a/tillsyn/A 26140-2025 tillsynsbegäran.docx
+++ b/tillsyn/A 26140-2025 tillsynsbegäran.docx
@@ -482,7 +482,7 @@
     <w:r>
       <w:tab/>
       <w:tab/>
-      <w:t>2025-06-25</w:t>
+      <w:t>2025-06-26</w:t>
       <w:br/>
       <w:br/>
     </w:r>

--- a/tillsyn/A 26140-2025 tillsynsbegäran.docx
+++ b/tillsyn/A 26140-2025 tillsynsbegäran.docx
@@ -482,7 +482,7 @@
     <w:r>
       <w:tab/>
       <w:tab/>
-      <w:t>2025-06-26</w:t>
+      <w:t>2025-06-27</w:t>
       <w:br/>
       <w:br/>
     </w:r>

--- a/tillsyn/A 26140-2025 tillsynsbegäran.docx
+++ b/tillsyn/A 26140-2025 tillsynsbegäran.docx
@@ -482,7 +482,7 @@
     <w:r>
       <w:tab/>
       <w:tab/>
-      <w:t>2025-06-27</w:t>
+      <w:t>2025-06-28</w:t>
       <w:br/>
       <w:br/>
     </w:r>

--- a/tillsyn/A 26140-2025 tillsynsbegäran.docx
+++ b/tillsyn/A 26140-2025 tillsynsbegäran.docx
@@ -482,7 +482,7 @@
     <w:r>
       <w:tab/>
       <w:tab/>
-      <w:t>2025-06-28</w:t>
+      <w:t>2025-06-29</w:t>
       <w:br/>
       <w:br/>
     </w:r>

--- a/tillsyn/A 26140-2025 tillsynsbegäran.docx
+++ b/tillsyn/A 26140-2025 tillsynsbegäran.docx
@@ -482,7 +482,7 @@
     <w:r>
       <w:tab/>
       <w:tab/>
-      <w:t>2025-06-29</w:t>
+      <w:t>2025-06-30</w:t>
       <w:br/>
       <w:br/>
     </w:r>

--- a/tillsyn/A 26140-2025 tillsynsbegäran.docx
+++ b/tillsyn/A 26140-2025 tillsynsbegäran.docx
@@ -482,7 +482,7 @@
     <w:r>
       <w:tab/>
       <w:tab/>
-      <w:t>2025-06-30</w:t>
+      <w:t>2025-07-01</w:t>
       <w:br/>
       <w:br/>
     </w:r>

--- a/tillsyn/A 26140-2025 tillsynsbegäran.docx
+++ b/tillsyn/A 26140-2025 tillsynsbegäran.docx
@@ -22,7 +22,7 @@
     </w:p>
     <w:p>
       <w:r>
-        <w:t>Nedan beskrivs fynd av naturvårdsarter och fridlysta arter som gjorts i det avverkningsanmälda området. I BILAGA 1 finns artfakta om fridlysta arter.</w:t>
+        <w:t>Nedan beskrivs fynd av naturvårdsarter och fridlysta arter som gjorts i det avverkningsanmälda området. I BILAGA 1 finns artfakta om fridlysta och rödlistade arter.</w:t>
       </w:r>
     </w:p>
     <w:p>
@@ -35,7 +35,7 @@
     </w:p>
     <w:p>
       <w:r>
-        <w:t>I avverkningsanmälan har följande 9 naturvårdsarter hittats: dvärgbägarlav (NT), garnlav (NT), kolflarnlav (NT), kådvaxskinn (NT), mörk kolflarnlav (NT), stjärntagging (NT), talltita (NT, §4), vedflamlav (NT) och vedskivlav (NT). Av dessa är 9 rödlistade. För rödlistade arter har rödlistekategorin angivits inom parentes. För fridlysta arter anges även paragrafen i Artskyddsförordningen som arten är fridlyst enligt.</w:t>
+        <w:t>I avverkningsanmälan har följande 18 naturvårdsarter hittats: fläckporing (VU), dvärgbägarlav (NT), garnlav (NT), kolflarnlav (NT), kådvaxskinn (NT), mörk kolflarnlav (NT), spillkråka (NT, §4), stjärntagging (NT), svartvit flugsnappare (NT, §4), talltita (NT, §4), tretåig hackspett (NT, §4), varglav (NT, §8), vedflamlav (NT), vedskivlav (NT), vedtrappmossa (NT), mindre märgborre (S), spindelblomster (S, §8) och fläcknycklar (§8). Av dessa är 15 rödlistade. För rödlistade arter har rödlistekategorin angivits inom parentes. Arter som är signalarter enligt Skogsstyrelsen har markerats med (S). För fridlysta arter anges även paragrafen i Artskyddsförordningen som arten är fridlyst enligt.</w:t>
       </w:r>
     </w:p>
     <w:p>
@@ -50,7 +50,7 @@
       <w:r>
         <w:drawing>
           <wp:inline xmlns:a="http://schemas.openxmlformats.org/drawingml/2006/main" xmlns:pic="http://schemas.openxmlformats.org/drawingml/2006/picture">
-            <wp:extent cx="5486400" cy="4145884"/>
+            <wp:extent cx="5486400" cy="3968806"/>
             <wp:docPr id="1" name="Picture 1"/>
             <wp:cNvGraphicFramePr>
               <a:graphicFrameLocks noChangeAspect="1"/>
@@ -71,7 +71,7 @@
                   <pic:spPr>
                     <a:xfrm>
                       <a:off x="0" y="0"/>
-                      <a:ext cx="5486400" cy="4145884"/>
+                      <a:ext cx="5486400" cy="3968806"/>
                     </a:xfrm>
                     <a:prstGeom prst="rect"/>
                   </pic:spPr>
@@ -106,6 +106,17 @@
         <w:rPr>
           <w:b/>
         </w:rPr>
+        <w:t>Fläckporing (VU)</w:t>
+      </w:r>
+      <w:r>
+        <w:t xml:space="preserve"> är en mycket bra signalart som visar på tallnaturskogar med höga naturvärden. Den är placerad högst upp i Skogsstyrelsens värdepyramid för bedömning av skog med höga naturvärden och indikerar områden som är mer eller mindre opåverkade av skogsbruk och där det funnits en kontinuitet av tallågor i olika nedbrytningsstadier. För att på lång sikt bibehålla livskraftiga populationer i ett område behövs troligen större skyddade områden som tillåter att man upprätthåller en naturlig branddynamik (SLU Artdatabanken, 2024; Nitare &amp; Skogsstyrelsen, 2019).</w:t>
+      </w:r>
+    </w:p>
+    <w:p>
+      <w:r>
+        <w:rPr>
+          <w:b/>
+        </w:rPr>
         <w:t>Garnlav (NT)</w:t>
       </w:r>
       <w:r>
@@ -139,6 +150,26 @@
         <w:rPr>
           <w:b/>
         </w:rPr>
+        <w:t>Mindre märgborre</w:t>
+      </w:r>
+      <w:r>
+        <w:t xml:space="preserve"> är en signalart för tallskog med höga naturvärden och betraktas tillsammans med skarptandad barkborre (NT) som nyckelarter för ett antal sällsynta åtgärdsprogramsarter som är beroende av deras gångsystem. Bland dessa kan nämnas avlång barkborre (VU), </w:t>
+      </w:r>
+      <w:r>
+        <w:rPr>
+          <w:i/>
+        </w:rPr>
+        <w:t>Corticeus longulus</w:t>
+      </w:r>
+      <w:r>
+        <w:t xml:space="preserve"> (VU), tallbarksvartbagge (VU), tallgångbagge (VU) och cholodkovskys bastborre (NT). Den mindre märgborrens måsvingeliknande gnaggångar är lätta att känna igen och hittas ofta på grova tallgrenar på marken. Rika förekomster av främst mindre märgborre men även skarptandad barkborre (NT) är en signal för artrikedom och inventeringar har visat att det är i skogar med en naturlig självgallring som det skapas förutsättningar för dessa arter samt de efterföljande åtgärdsprogramsarterna. Tallskogar med stark förekomst av mindre märgborre och skarptandad barkborre bör avsättas som reservat. Generellt bör hänsyn tas vid slutavverkning av talldominerad skog så att avverkningsrester som gren- och toppdelar lämnas (Pettersson, 2014; Hedgren, 2012; Gunnarsson m fl., 1999).</w:t>
+      </w:r>
+    </w:p>
+    <w:p>
+      <w:r>
+        <w:rPr>
+          <w:b/>
+        </w:rPr>
         <w:t>Mörk kolflarnlav (NT)</w:t>
       </w:r>
       <w:r>
@@ -176,6 +207,17 @@
       </w:r>
       <w:r>
         <w:t xml:space="preserve"> växer på gammal, torr, exponerad, hård kärnved av framförallt tall i naturskogsartade bestånd. Avverkning av tallskog av naturskogskaraktär med spår av återkommande bränder är ett hot. Mängden lämplig ved att växa på för vedskivlav minskar, dels på grund av naturlig nedbrytning men framförallt på grund av att de förstörs i samband med slutavverkningar, gallringar och markberedning. Tall- och blandbarrskogar av naturskogskaraktär med spår av återkommande bränder bör skyddas (SLU Artdatabanken, 2024).</w:t>
+      </w:r>
+    </w:p>
+    <w:p>
+      <w:r>
+        <w:rPr>
+          <w:b/>
+        </w:rPr>
+        <w:t xml:space="preserve">Vedtrappmossa (NT) </w:t>
+      </w:r>
+      <w:r>
+        <w:t>växer på död ved, främst i gammal granskog. Den förekommer knappast alls i fjällnära barrskogar utan finns i skogslandskapet nedom fjällen och framför allt i landets södra delar är den en mycket bra signalart för barrnaturskog med höga naturvärden. Skogsavverkning och brist på grov död ved i skogen är de allvarligaste hoten och den överlever inte kalhyggesbruk. Lokaler med sluten granskog, tillräckligt stora för att säkerställa ett kontinuerligt tillskott på grova lågor, bör undantas från storskaligt skogsbruk (SLU Artdatabanken, 2024).</w:t>
       </w:r>
     </w:p>
     <w:p>
@@ -188,7 +230,7 @@
     </w:p>
     <w:p>
       <w:r>
-        <w:t>Följande fridlysta arter har sina livsmiljöer och växtplatser i den avverkningsanmälda skogen: talltita (NT, §4).</w:t>
+        <w:t>Följande fridlysta arter har sina livsmiljöer och växtplatser i den avverkningsanmälda skogen: spillkråka (NT, §4), svartvit flugsnappare (NT, §4), talltita (NT, §4), tretåig hackspett (NT, §4), varglav (NT, §8), spindelblomster (S, §8) och fläcknycklar (§8).</w:t>
       </w:r>
     </w:p>
     <w:p>
@@ -210,10 +252,54 @@
         <w:rPr>
           <w:b/>
         </w:rPr>
+        <w:t>Spillkråka (NT, §4)</w:t>
+      </w:r>
+      <w:r>
+        <w:t xml:space="preserve"> är rödlistad som nära hotad och ingår i bilaga 1 i EU:s fågeldirektiv. Den minskar i population på grund av minskad tillgång på lämpliga bo- och födoträd och minskad födotillgång. Spillkråkans minskningstakt har uppgått till 19 (24–10) % under de senaste 15 åren. Minskningstakten för den svenska populationen bedöms vara nära gränsvärdet för Sårbar (VU) (A2bc). Skogsbruk med korta omloppstider och täta, homogena ungskogar utgör det största hotet, (SLU Artdatabanken, 2023).</w:t>
+      </w:r>
+    </w:p>
+    <w:p>
+      <w:r>
+        <w:rPr>
+          <w:b/>
+        </w:rPr>
+        <w:t>Spindelblomster (§8)</w:t>
+      </w:r>
+      <w:r>
+        <w:t xml:space="preserve"> växer i äldre mossrik granskog eller barrblandskog, men även i fjällbjörkskog. Arten indikerar långvarig trädkontinuitet och hög luftfuktighet och är mycket känslig för uttorkning och markskador. Spindelblomster har i många trakter minskat starkt under senare tid på grund av slutavverkningar och skogsmarksdikning (Nitare &amp; Skogsstyrelsen, 2019).</w:t>
+      </w:r>
+    </w:p>
+    <w:p>
+      <w:r>
+        <w:rPr>
+          <w:b/>
+        </w:rPr>
         <w:t>Talltita (NT, §4)</w:t>
       </w:r>
       <w:r>
         <w:t>, rödlistad som nära hotad och prioriterad art i Skogsvårdslagen har häckningsrevir i anmälan. Arten har minskat kraftigt de senaste 30 åren och minskningstakten innevarande 10-årsperiod beräknas till 20 (10–30) %. Talltitan är synnerligen trogen sitt cirka 15 hektar stora revir och är beroende av flerskiktade olikåldriga skogar för att kunna föda upp sina ungar. Talltitan försvinner om dess livsmiljö kalavverkas (Eggers &amp; Low (2014); Ekman (1979); Griesser et al (2007); Klein (2020); Siffczyk et al (2003); SLU Artdatabanken (2021).</w:t>
+      </w:r>
+    </w:p>
+    <w:p>
+      <w:r>
+        <w:rPr>
+          <w:b/>
+        </w:rPr>
+        <w:t>Tretåig hackspett (NT, §4)</w:t>
+      </w:r>
+      <w:r>
+        <w:t xml:space="preserve"> är rödlistad som nära hotad och ingår i bilaga 1 i EU:s fågeldirektiv. Tretåig hackspett är för sin överlevnad beroende av kontinuerlig tillförsel av äldre döende och död ved, som sker genom naturliga självgallringsprocesser i äldre grannaturskogar och barrblandade naturskogar. Om en skog genom skogsbruk gallras eller glesas ur så upphör och uteblir i stort sett den naturliga självgallringsprocessen för mycket lång tid framöver vilket omöjliggör upprätthållandet av den kontinuerliga ekologiska funktionen i ett område. Det finns studier som visar att naturskogens självgallringsprocess som den tretåiga hackspetten är beroende av, inte kan ersättas med efterlämnad hänsyn i skogsbruket (Imbeau &amp; Desrochers, 2002). Storleken på häckningsreviret varierar med skogstypen, förekomsten av död ved och graden av fragmentering, men är i allmänhet i storleksordningen 25–100 hektar. Vintertid krävs ofta betydligt större områden och det finns studier som antyder att arten behöver minst 100 hektar äldre skog. I områden med låg bonitet kan det behövas över 200 hektar lämpligt habitat för att ett par ska kunna reproducera sig. Områden med dokumenterad permanent förekomst i naturskogsmiljöer har vanligen så stora naturvärden att skogsbruk är olämpligt (Skogsstyrelsen, 2016).</w:t>
+      </w:r>
+    </w:p>
+    <w:p>
+      <w:r>
+        <w:rPr>
+          <w:b/>
+        </w:rPr>
+        <w:t>Varglav (NT, §8)</w:t>
+      </w:r>
+      <w:r>
+        <w:t xml:space="preserve"> växer på gammal, torr, hård ved, främst på torrakor och högstubbar av tall i öppna lägen, främst på myrar och i myrkanter. Lämpliga torrakor nyskapas praktiskt taget inte alls. Arten är placerad högst upp i Skogsstyrelsens värdepyramid för bedömning av skog med höga naturvärden och är fridlyst enligt 8 § artskyddsförordningen. Tidigare fanns varglav även på ved i kulturlandskapet men den har nästan helt försvunnit från denna miljö (SLU Artdatabanken, 2024; Nitare &amp; Skogsstyrelsen, 2019).</w:t>
       </w:r>
     </w:p>
     <w:p>
@@ -231,7 +317,9 @@
         <w:pStyle w:val="Title"/>
       </w:pPr>
       <w:r>
-        <w:t>BILAGA 1 – Fridlysta arter</w:t>
+        <w:t>BILAGA 1 –</w:t>
+        <w:br/>
+        <w:t>Fridlysta och rödlistade arter</w:t>
       </w:r>
     </w:p>
     <w:p>
@@ -239,27 +327,36 @@
         <w:pStyle w:val="Heading1"/>
       </w:pPr>
       <w:r>
-        <w:t>Talltita – ekologi samt krav på livsmiljön</w:t>
+        <w:t>Mindre märgborre – ekologi samt krav på livsmiljön</w:t>
       </w:r>
     </w:p>
     <w:p>
       <w:r>
-        <w:t>Talltita är rödlistad som NT, fridlyst och prioriterad art i Skogsvårdslagen. Den omfattas av EU:s fågeldirektiv. Arten har minskat kraftigt de senaste 30 åren och minskningstakten innevarande 10-årsperiod beräknas till 20 (10–30) % (SLU Artdatabanken, 2022).</w:t>
+        <w:t xml:space="preserve">Mindre märgborre är en signalart för tallskog med höga naturvärden och kan lätt konstateras genom sina karaktäristiska måsvingeliknande gnagspår som ofta hittas på grova tallgrenar på marken. Mindre märgborre betraktas tillsammans med skarptandad barkborre (NT) som nyckelarter, eftersom en rad sällsynta efterföljande arter är beroende av deras gångsystem. Bland dessa kan nämnas åtgärdsprogramsarterna avlång barkborre (VU), </w:t>
+      </w:r>
+      <w:r>
+        <w:rPr>
+          <w:i/>
+        </w:rPr>
+        <w:t>Corticeus longulus</w:t>
+      </w:r>
+      <w:r>
+        <w:t xml:space="preserve"> (VU), tallbarksvartbagge (VU), tallgångbagge (VU) och cholodkovskys bastborre (NT) (Pettersson, 2014; Gunnarsson m fl., 1999).</w:t>
       </w:r>
     </w:p>
     <w:p>
       <w:r>
-        <w:t>Talltita föredrar större sammanhängande barrskogar, och finns såväl i tallskog som granskog och i lövblandad barrskog. Skogens struktur är viktig och ska helst vara flerskiktad med riklig underväxt av mindre granar, björk och andra lövträd och buskar. Tillgång på murknande högstubbar är särskilt viktig, eftersom talltitan helst själv hackar ut sitt bohål (SLU Artdatabanken, 2022).</w:t>
+        <w:t>Tallskogar tillhör de livsmiljöer som förändrats i stor skala, där många kvadratmil har omvandlats till unga produktionsskogar. I sådana skogar saknas förutsättningar för de ovannämnda sällsynta barkborrarna och alltmer kunskap tyder på att skogsbrukets omvandling av skogslandskapet, missgynnar åtgärdsprogrammets arter även inne i skyddade områden (Hedgren, 2012; Hedgren m.fl., 2010; Wikars m.fl., 2010; Wikars, 2009). Orsaken är sannolikt att dagens intensiva skogsbruk trivialiserar faunan på nydöda träd. Detta sker genom att generalister förökas upp i sådan grad i den brukade skogen att dessa även kommer att dominera i de för hållandevis små och fragmenterade områden som avsätts för naturvård (Appelqvist, 2005; Janzen, 1983; Ås, 1999).</w:t>
       </w:r>
     </w:p>
     <w:p>
       <w:r>
-        <w:t>Det finns flera studier som visar att talltita är känslig för gallring och inte överlever när dess livsmiljö kalavverkas (Eggers and Low, 2014; Griesser et al., 2007; Klein, 2020). Talltitans revir är förhållandevis stora, 10–20 hektar och arten missgynnas när skogen fragmenteras. Kalavverkning av större delar av reviret innebär att det överges (Artdatabanken, 2021).</w:t>
+        <w:t>Ett tydligt exempel på en generalist som gynnas av dagens skogsbruk är större märgborre på nydöd tall. Denna utvecklas förutom i vindfällen gärna i avverkningsavfall, inklusive avverkningsstubbar och röjningsstammar. Därmed har den större märgborren möjlighet att upprätthålla stora och stabila populationer på huvuddelen av landets skogsmark, vilket leder till en trivialisering av faunan. Större märgborre inverkar sannolikt direkt negativt på arter som tolvtandad barkborre (EN) och avlång barkborre (VU), och indirekt på de som är gynnade av blånadssvampar, dvs. följearter till framförallt mindre märgborre och skarptandad barkborre (NT). De barkborrar som missgynnas av större märgborre är i mycket högre grad gynnade av tallar som dör genom självgallring, dvs. i normalfallet skog som inte används till skogsproduktion (Pettersson, 2014; Wikars, skriftl.).</w:t>
       </w:r>
     </w:p>
     <w:p>
       <w:r>
-        <w:t>Talltitan är synnerligen trogen sitt revir så länge paret lever och biotopen förblir intakt. Paret stannar i sitt revir året om. En förlust av ett revir har därför en stor inverkan på den lokala populationen och trakthyggesbruket anses vara orsak till den svenska populationens kraftiga minskning. Talltiteparets revirtrohet innebär att närhelst under året man observerar en adult talltita så ingår denna plats i reviret (Siffczyk et al., 2003; Ekman, 1979).</w:t>
+        <w:t>Rika förekomster av främst mindre märgborre men även skarptandad barkborre (NT) är en signal för artrikedom och inventeringar har visat att det är i skogar med en naturlig självgallring som det skapas förutsättningar för dessa arter samt de efterföljande åtgärdsprogramsarterna (Pettersson, 2014; Hedgren, 2012). Tallskogar med stark förekomst av mindre märgborre och skarptandad barkborre bör avsättas som reservat. Generellt bör hänsyn tas vid slutavverkning av talldominerad skog så att avverkningsrester som gren- och toppdelar (s.k. GROT) lämnas (Pettersson, 2014).</w:t>
       </w:r>
     </w:p>
     <w:p>
@@ -267,6 +364,208 @@
         <w:pStyle w:val="Heading2"/>
       </w:pPr>
       <w:r>
+        <w:t>Referenser – mindre märgborre</w:t>
+      </w:r>
+    </w:p>
+    <w:p>
+      <w:r>
+        <w:t xml:space="preserve">Appelqvist, T., 2005. </w:t>
+      </w:r>
+      <w:r>
+        <w:rPr>
+          <w:i/>
+        </w:rPr>
+        <w:t>Naturvårdsbiologisk forskning. Underlag för områdesskydd i landskapet.</w:t>
+      </w:r>
+      <w:r>
+        <w:t xml:space="preserve"> Naturvårdsverket, Rapport 5452.</w:t>
+      </w:r>
+    </w:p>
+    <w:p>
+      <w:r>
+        <w:t xml:space="preserve">Gunnarsson, B., Pettersson, R. B., Hake, M. och Hultengren, S. &amp; Sjöberg, K., 1999. </w:t>
+      </w:r>
+      <w:r>
+        <w:rPr>
+          <w:i/>
+        </w:rPr>
+        <w:t xml:space="preserve">Spindlar och skalbaggar som indikatorer i barrskog. </w:t>
+      </w:r>
+      <w:r>
+        <w:t>Skog &amp; Forskning, Nr. 2/99, s. 46–51.</w:t>
+      </w:r>
+    </w:p>
+    <w:p>
+      <w:r>
+        <w:t xml:space="preserve">Hedgren, O., 2012. </w:t>
+      </w:r>
+      <w:r>
+        <w:rPr>
+          <w:i/>
+        </w:rPr>
+        <w:t>Hotade insekter på tallved i Dalarna.</w:t>
+      </w:r>
+      <w:r>
+        <w:t xml:space="preserve"> Länsstyrelsen Dalarna, Naturvårdsenheten. Rapport 2012:16.</w:t>
+      </w:r>
+    </w:p>
+    <w:p>
+      <w:r>
+        <w:t xml:space="preserve">Hedgren, O. 2010. </w:t>
+      </w:r>
+      <w:r>
+        <w:rPr>
+          <w:i/>
+        </w:rPr>
+        <w:t>Vedinsekter i tallskog och på brandfält i Värmland.</w:t>
+      </w:r>
+      <w:r>
+        <w:t xml:space="preserve"> Länsstyrelsen Värmland, Stencil, 39 s.</w:t>
+      </w:r>
+    </w:p>
+    <w:p>
+      <w:r>
+        <w:t xml:space="preserve">Janzen, D. H., 1983. </w:t>
+      </w:r>
+      <w:r>
+        <w:rPr>
+          <w:i/>
+        </w:rPr>
+        <w:t>No park is an island: Increase in interference from outside as park size decreases</w:t>
+      </w:r>
+      <w:r>
+        <w:t>. Oikos 41: 402–410.</w:t>
+      </w:r>
+    </w:p>
+    <w:p>
+      <w:r>
+        <w:t xml:space="preserve">Jonsell, M., Weslien, J. &amp; Ehn ström, B., 1998. </w:t>
+      </w:r>
+      <w:r>
+        <w:rPr>
+          <w:i/>
+        </w:rPr>
+        <w:t>Substrate requirements of red-listed saproxylic invertebrates in Sweden</w:t>
+      </w:r>
+      <w:r>
+        <w:t>. Biodiversity and Conserv. 7: 749–764.</w:t>
+      </w:r>
+    </w:p>
+    <w:p>
+      <w:r>
+        <w:t xml:space="preserve">Pettersson, R. B., 2014). </w:t>
+      </w:r>
+      <w:r>
+        <w:rPr>
+          <w:i/>
+        </w:rPr>
+        <w:t>Åtgärdsprogram för skalbaggar på nyligen död tall, 2014–2018.</w:t>
+      </w:r>
+      <w:r>
+        <w:t xml:space="preserve"> Rapport 6599. Bromma: Naturvårdsverket.</w:t>
+      </w:r>
+    </w:p>
+    <w:p>
+      <w:r>
+        <w:t xml:space="preserve">Wikars, L.-O., Hansson, J. &amp; Hedgren, O., 2010. </w:t>
+      </w:r>
+      <w:r>
+        <w:rPr>
+          <w:i/>
+        </w:rPr>
+        <w:t>Inventering av vedlevande skalbaggar – tallskogar i Örebro län.</w:t>
+      </w:r>
+      <w:r>
+        <w:t xml:space="preserve"> Länsstyrelsen i Örebro län, publ.nr. 2010:2.</w:t>
+      </w:r>
+    </w:p>
+    <w:p>
+      <w:r>
+        <w:t xml:space="preserve">Wikars, L.-O., 2009. </w:t>
+      </w:r>
+      <w:r>
+        <w:rPr>
+          <w:i/>
+        </w:rPr>
+        <w:t>Vedskalbaggar i Hamra nationalpark, Gävleborgs län.</w:t>
+      </w:r>
+      <w:r>
+        <w:t xml:space="preserve"> Länsstyrelsen Gävleborg, Rapport 2009:14.</w:t>
+      </w:r>
+    </w:p>
+    <w:p>
+      <w:pPr>
+        <w:pStyle w:val="Heading1"/>
+      </w:pPr>
+      <w:r>
+        <w:t>Spillkråka – ekologi samt krav på livsmiljön</w:t>
+      </w:r>
+    </w:p>
+    <w:p>
+      <w:r>
+        <w:t>Spillkråka (NT) är rödlistad som nära hotad, fridlyst enligt §4 Artskyddsförordningen och ingår i bilaga 1 i EU:s fågeldirektiv. Spillkråka lever i både barr- och blandskog liksom i ren lövskog. De tätaste populationerna tenderar att finnas i äldre, variationsrik blandskog med gott om död ved och gamla träd.</w:t>
+      </w:r>
+    </w:p>
+    <w:p>
+      <w:r>
+        <w:t>Varje par utnyttjar 400–1000 hektar skog beroende på skogens kvalitet. En minskning av populationen pågår på grund av minskad tillgång på lämpliga bo- och födoträd och minskad födotillgång. Spillkråkans minskningstakt har uppgått till 19 (24–10) % under de senaste 15 åren. Minskningstakten för den svenska populationen bedöms vara nära gränsvärdet för Sårbar (VU) (A2bc). Skogsbruk med korta omloppstider och täta, homogena ungskogar utgör det största hotet (Artdatabanken 2023).</w:t>
+      </w:r>
+    </w:p>
+    <w:p>
+      <w:pPr>
+        <w:pStyle w:val="Heading2"/>
+      </w:pPr>
+      <w:r>
+        <w:t>Referenser – spillkråka</w:t>
+      </w:r>
+    </w:p>
+    <w:p>
+      <w:r>
+        <w:t xml:space="preserve">SLU Artdatabanken, 2021. </w:t>
+      </w:r>
+      <w:r>
+        <w:rPr>
+          <w:i/>
+        </w:rPr>
+        <w:t xml:space="preserve">Artfaktablad. Naturvård – artfakta. </w:t>
+      </w:r>
+      <w:r>
+        <w:t>SLU Artdatabanken, Uppsala</w:t>
+      </w:r>
+    </w:p>
+    <w:p>
+      <w:pPr>
+        <w:pStyle w:val="Heading1"/>
+      </w:pPr>
+      <w:r>
+        <w:t>Talltita – ekologi samt krav på livsmiljön</w:t>
+      </w:r>
+    </w:p>
+    <w:p>
+      <w:r>
+        <w:t>Talltita är rödlistad som NT, fridlyst och prioriterad art i Skogsvårdslagen. Den omfattas av EU:s fågeldirektiv. Arten har minskat kraftigt de senaste 30 åren och minskningstakten innevarande 10-årsperiod beräknas till 20 (10–30) % (SLU Artdatabanken, 2022).</w:t>
+      </w:r>
+    </w:p>
+    <w:p>
+      <w:r>
+        <w:t>Talltita föredrar större sammanhängande barrskogar, och finns såväl i tallskog som granskog och i lövblandad barrskog. Skogens struktur är viktig och ska helst vara flerskiktad med riklig underväxt av mindre granar, björk och andra lövträd och buskar. Tillgång på murknande högstubbar är särskilt viktig, eftersom talltitan helst själv hackar ut sitt bohål (SLU Artdatabanken, 2022).</w:t>
+      </w:r>
+    </w:p>
+    <w:p>
+      <w:r>
+        <w:t>Det finns flera studier som visar att talltita är känslig för gallring och inte överlever när dess livsmiljö kalavverkas (Eggers and Low, 2014; Griesser et al., 2007; Klein, 2020). Talltitans revir är förhållandevis stora, 10–20 hektar och arten missgynnas när skogen fragmenteras. Kalavverkning av större delar av reviret innebär att det överges (Artdatabanken, 2021).</w:t>
+      </w:r>
+    </w:p>
+    <w:p>
+      <w:r>
+        <w:t>Talltitan är synnerligen trogen sitt revir så länge paret lever och biotopen förblir intakt. Paret stannar i sitt revir året om. En förlust av ett revir har därför en stor inverkan på den lokala populationen och trakthyggesbruket anses vara orsak till den svenska populationens kraftiga minskning. Talltiteparets revirtrohet innebär att närhelst under året man observerar en adult talltita så ingår denna plats i reviret (Siffczyk et al., 2003; Ekman, 1979).</w:t>
+      </w:r>
+    </w:p>
+    <w:p>
+      <w:pPr>
+        <w:pStyle w:val="Heading2"/>
+      </w:pPr>
+      <w:r>
         <w:t>Referenser – talltita</w:t>
       </w:r>
     </w:p>
@@ -352,6 +651,169 @@
       </w:r>
       <w:r>
         <w:t>SLU Artdatabanken, Uppsala</w:t>
+      </w:r>
+    </w:p>
+    <w:p>
+      <w:pPr>
+        <w:pStyle w:val="Heading1"/>
+      </w:pPr>
+      <w:r>
+        <w:t>Tretåig hackspett – ekologi samt krav på livsmiljön</w:t>
+      </w:r>
+    </w:p>
+    <w:p>
+      <w:r>
+        <w:t xml:space="preserve">Tretåig hackspett (NT) är fridlyst enligt §4 Artskyddsförordningen och finns med som prioriterad art i Skogsstyrelsen vägledning för skogsbruket (bilaga 4 till SVL). I vägledningen står bland annat att: </w:t>
+      </w:r>
+      <w:r>
+        <w:rPr>
+          <w:i/>
+        </w:rPr>
+        <w:t xml:space="preserve">“Tretåig hackspett har stora arealkrav och höga krav på sin livsmiljö. Omdaningen av naturskogar till kulturskogar medför en förlust av viktiga miljöer, något som förstärks av ökad fragmentering till följd av avverkningar.” </w:t>
+      </w:r>
+      <w:r>
+        <w:t xml:space="preserve">Vidare att: </w:t>
+      </w:r>
+      <w:r>
+        <w:rPr>
+          <w:i/>
+        </w:rPr>
+        <w:t>“Områden med dokumenterad permanent förekomst i naturskogsmiljöer har vanligen så stora naturvärden att skogsbruk är olämpligt”.</w:t>
+      </w:r>
+    </w:p>
+    <w:p>
+      <w:r>
+        <w:t>Tretåig hackspett är beroende av större sammanhängande naturskogar med kontinuerlig tillgång och nybildning av död ved och fragmentering av livsmiljöerna utgör ett stort hot mot arten (se exempelvis Stachura-Skierczynska et al., 2009; Wesolowski et al., 2005; Butler et al., 2004; Pakkala et al., 2002; Amcoff et al., 1996; Virkkala, 1991). Det finns studier som visar att naturskogens självgallringsprocess som den tretåiga hackspetten är beroende av, inte kan ersättas med efterlämnad hänsyn i skogsbruket (Imbeau &amp; Desrochers, 2002).</w:t>
+      </w:r>
+    </w:p>
+    <w:p>
+      <w:r>
+        <w:t>Permanenta revir av tretåig hackspett karaktäriseras ofta av artens typiska ringformigt ordnade hackmärken på framför allt gamla granar. För att säkerställa att inte revir av tretåig hackspett drabbas av avverkningsplanerna bör en inventering göras i området både under häckningstid och under vintern, då arten utnyttjar betydligt större områden än under sommarens häckningsrevir. Storleken på häckningsreviret varierar med skogstypen, förekomsten av död ved och graden av fragmentering, men är i allmänhet i storleksordningen 25–100 hektar.</w:t>
+      </w:r>
+    </w:p>
+    <w:p>
+      <w:r>
+        <w:t>Förutom fridlysning enligt §4 Artskyddsförordningen är tretåig hackspett även förtecknad i EU:s fågeldirektiv bilaga 1. Den ingår också i Natura 2000 och är förtecknad i Bernkonventionen bilaga II (strikt skyddade djurarter).</w:t>
+      </w:r>
+    </w:p>
+    <w:p>
+      <w:pPr>
+        <w:pStyle w:val="Heading2"/>
+      </w:pPr>
+      <w:r>
+        <w:t>Referenser – tretåig hackspett</w:t>
+      </w:r>
+    </w:p>
+    <w:p>
+      <w:r>
+        <w:t xml:space="preserve">Amcoff, M. &amp; Eriksson, P. 1996. </w:t>
+      </w:r>
+      <w:r>
+        <w:rPr>
+          <w:i/>
+        </w:rPr>
+        <w:t xml:space="preserve">Förekomst av tretåig hackspett Picoides tridactylus på bestånds- och landskapsnivå. </w:t>
+      </w:r>
+      <w:r>
+        <w:t>Ornis Svecica 6: 107–119</w:t>
+      </w:r>
+    </w:p>
+    <w:p>
+      <w:r>
+        <w:t xml:space="preserve">Butler, R., Angelstam, P., Ekelund, P. &amp; Schlaeffer, R. 2004. </w:t>
+      </w:r>
+      <w:r>
+        <w:rPr>
+          <w:i/>
+        </w:rPr>
+        <w:t xml:space="preserve">Dead wood threshold values for the three-toed woodpecker presence in boreal and sub-Alpine forest. </w:t>
+      </w:r>
+      <w:r>
+        <w:t>Biological conservation 119(3): 305–318</w:t>
+      </w:r>
+    </w:p>
+    <w:p>
+      <w:r>
+        <w:t xml:space="preserve">Imbeau, L. &amp; Desrochers, A. 2002. </w:t>
+      </w:r>
+      <w:r>
+        <w:rPr>
+          <w:i/>
+        </w:rPr>
+        <w:t xml:space="preserve">Foraging Ecology and Use of Drumming Trees by Three-Toed Woodpeckers. </w:t>
+      </w:r>
+      <w:r>
+        <w:t>The Journal of Wildlife Management. Vol. 66, No. 1 (Jan., 2002), pp. 222–231.</w:t>
+      </w:r>
+    </w:p>
+    <w:p>
+      <w:r>
+        <w:t xml:space="preserve">Pakkala, T., Hanski, I. &amp; Tomppo, E. 2002. </w:t>
+      </w:r>
+      <w:r>
+        <w:rPr>
+          <w:i/>
+        </w:rPr>
+        <w:t xml:space="preserve">Spatial ecology of the three-toed woodpecker in managed forest landscapes. </w:t>
+      </w:r>
+      <w:r>
+        <w:t>Silva Fennica 36(1): 279–288.</w:t>
+      </w:r>
+    </w:p>
+    <w:p>
+      <w:r>
+        <w:t xml:space="preserve">Skogsstyrelsen, 2016. </w:t>
+      </w:r>
+      <w:r>
+        <w:rPr>
+          <w:i/>
+        </w:rPr>
+        <w:t xml:space="preserve">Vägledning för hänsyn till fåglar – Tretåig hackspett. </w:t>
+      </w:r>
+      <w:r>
+        <w:t>www.skogsstyrelsen.se</w:t>
+      </w:r>
+    </w:p>
+    <w:p>
+      <w:r>
+        <w:t xml:space="preserve">Stachura-Skierczynska, K., Tumiel, T. &amp; Skierczynski, M. 2009. </w:t>
+      </w:r>
+      <w:r>
+        <w:rPr>
+          <w:i/>
+        </w:rPr>
+        <w:t xml:space="preserve">Habitat prediction model for three-toed woodpecker and its implications for the conservation of biologically valuable forests. </w:t>
+      </w:r>
+      <w:r>
+        <w:t>Forest Ecology and Management 258(5): 697–703.</w:t>
+      </w:r>
+    </w:p>
+    <w:p>
+      <w:r>
+        <w:t xml:space="preserve">Virkkala, R. 1991. </w:t>
+      </w:r>
+      <w:r>
+        <w:rPr>
+          <w:i/>
+        </w:rPr>
+        <w:t xml:space="preserve">Population trends of forest birds in a Finnish Lapland landscape of large habitat blocks – Consequences of stochastic environmental variation or regional habitat alteration. </w:t>
+      </w:r>
+      <w:r>
+        <w:t>Biological conservation 56(2): 223–240</w:t>
+      </w:r>
+    </w:p>
+    <w:p>
+      <w:r>
+        <w:t xml:space="preserve">Wesolowski, T., Czeszczewik, D. &amp; Rowinski, P. 2005. </w:t>
+      </w:r>
+      <w:r>
+        <w:rPr>
+          <w:i/>
+        </w:rPr>
+        <w:t xml:space="preserve">Effects of forest management on Three-toed Woodpecker Picoides tridactylus distribution in the Bialowieza Forest (NE Poland): conservation implications. </w:t>
+      </w:r>
+      <w:r>
+        <w:t>Acta Ornithologica 40(1): 53–60.</w:t>
       </w:r>
     </w:p>
     <w:sectPr>
@@ -482,7 +944,7 @@
     <w:r>
       <w:tab/>
       <w:tab/>
-      <w:t>2025-07-01</w:t>
+      <w:t>2025-07-02</w:t>
       <w:br/>
       <w:br/>
     </w:r>

--- a/tillsyn/A 26140-2025 tillsynsbegäran.docx
+++ b/tillsyn/A 26140-2025 tillsynsbegäran.docx
@@ -35,7 +35,7 @@
     </w:p>
     <w:p>
       <w:r>
-        <w:t>I avverkningsanmälan har följande 18 naturvårdsarter hittats: fläckporing (VU), dvärgbägarlav (NT), garnlav (NT), kolflarnlav (NT), kådvaxskinn (NT), mörk kolflarnlav (NT), spillkråka (NT, §4), stjärntagging (NT), svartvit flugsnappare (NT, §4), talltita (NT, §4), tretåig hackspett (NT, §4), varglav (NT, §8), vedflamlav (NT), vedskivlav (NT), vedtrappmossa (NT), mindre märgborre (S), spindelblomster (S, §8) och fläcknycklar (§8). Av dessa är 15 rödlistade. För rödlistade arter har rödlistekategorin angivits inom parentes. Arter som är signalarter enligt Skogsstyrelsen har markerats med (S). För fridlysta arter anges även paragrafen i Artskyddsförordningen som arten är fridlyst enligt.</w:t>
+        <w:t>I avverkningsanmälan har följande 20 naturvårdsarter hittats: fläckporing (VU), dvärgbägarlav (NT), garnlav (NT), kolflarnlav (NT), kådvaxskinn (NT), mörk kolflarnlav (NT), spillkråka (NT, §4), stjärntagging (NT), svartvit flugsnappare (NT, §4), talltita (NT, §4), tretåig hackspett (NT, §4), varglav (NT, §8), vedflamlav (NT), vedskivlav (NT), vedtrappmossa (NT), vitgrynig nållav (NT), mindre märgborre (S), spindelblomster (S, §8), stuplav (S) och fläcknycklar (§8). Av dessa är 16 rödlistade. För rödlistade arter har rödlistekategorin angivits inom parentes. Arter som är signalarter enligt Skogsstyrelsen har markerats med (S). För fridlysta arter anges även paragrafen i Artskyddsförordningen som arten är fridlyst enligt.</w:t>
       </w:r>
     </w:p>
     <w:p>
@@ -192,6 +192,26 @@
         <w:rPr>
           <w:b/>
         </w:rPr>
+        <w:t>Stuplav</w:t>
+      </w:r>
+      <w:r>
+        <w:t xml:space="preserve"> är en mycket bra signalart i hela sitt utbredningsområde och förekommer nästan enbart i skogsmiljöer med höga naturvärden. Den indikerar långvarig förekomst av gamla lövträd och miljöer med konstant hög luftfuktighet. I skogar med suboceaniskt klimat finns det en mycket sällsynt parasit, njurlavsknapp </w:t>
+      </w:r>
+      <w:r>
+        <w:rPr>
+          <w:i/>
+        </w:rPr>
+        <w:t>Pletocarpon nephromeum</w:t>
+      </w:r>
+      <w:r>
+        <w:t xml:space="preserve"> (EN), som växer på stuplav (SLU Artdatabanken, 2024; Nitare &amp; Skogsstyrelsen, 2019).</w:t>
+      </w:r>
+    </w:p>
+    <w:p>
+      <w:r>
+        <w:rPr>
+          <w:b/>
+        </w:rPr>
         <w:t>Vedflamlav (NT)</w:t>
       </w:r>
       <w:r>
@@ -218,6 +238,17 @@
       </w:r>
       <w:r>
         <w:t>växer på död ved, främst i gammal granskog. Den förekommer knappast alls i fjällnära barrskogar utan finns i skogslandskapet nedom fjällen och framför allt i landets södra delar är den en mycket bra signalart för barrnaturskog med höga naturvärden. Skogsavverkning och brist på grov död ved i skogen är de allvarligaste hoten och den överlever inte kalhyggesbruk. Lokaler med sluten granskog, tillräckligt stora för att säkerställa ett kontinuerligt tillskott på grova lågor, bör undantas från storskaligt skogsbruk (SLU Artdatabanken, 2024).</w:t>
+      </w:r>
+    </w:p>
+    <w:p>
+      <w:r>
+        <w:rPr>
+          <w:b/>
+        </w:rPr>
+        <w:t>Vitgrynig nållav (NT)</w:t>
+      </w:r>
+      <w:r>
+        <w:t xml:space="preserve"> växer nästan uteslutande på bark av gamla, senvuxna granar i skuggiga lägen med hög och jämn luftfuktighet. Den vanligaste naturtypen för arten är kontinuitetsskogar på frisk mark men den finns också i sumpgranskogar. På lång sikt utgör avverkningar av olikåldriga granskogar av naturskogskaraktär ett allvarligt hot mot arten och skogsbruksåtgärder på eller i närheten av växtplatserna bör undvikas. Naturskogsartade, fuktiga granskogar med förekomster av arten signalerar höga biologiska värden och bör bevaras (SLU Artdatabanken, 2024; Nitare &amp; Skogsstyrelsen, 2019).</w:t>
       </w:r>
     </w:p>
     <w:p>
@@ -944,7 +975,7 @@
     <w:r>
       <w:tab/>
       <w:tab/>
-      <w:t>2025-07-02</w:t>
+      <w:t>2025-07-03</w:t>
       <w:br/>
       <w:br/>
     </w:r>

--- a/tillsyn/A 26140-2025 tillsynsbegäran.docx
+++ b/tillsyn/A 26140-2025 tillsynsbegäran.docx
@@ -35,7 +35,7 @@
     </w:p>
     <w:p>
       <w:r>
-        <w:t>I avverkningsanmälan har följande 20 naturvårdsarter hittats: fläckporing (VU), dvärgbägarlav (NT), garnlav (NT), kolflarnlav (NT), kådvaxskinn (NT), mörk kolflarnlav (NT), spillkråka (NT, §4), stjärntagging (NT), svartvit flugsnappare (NT, §4), talltita (NT, §4), tretåig hackspett (NT, §4), varglav (NT, §8), vedflamlav (NT), vedskivlav (NT), vedtrappmossa (NT), vitgrynig nållav (NT), mindre märgborre (S), spindelblomster (S, §8), stuplav (S) och fläcknycklar (§8). Av dessa är 16 rödlistade. För rödlistade arter har rödlistekategorin angivits inom parentes. Arter som är signalarter enligt Skogsstyrelsen har markerats med (S). För fridlysta arter anges även paragrafen i Artskyddsförordningen som arten är fridlyst enligt.</w:t>
+        <w:t>I avverkningsanmälan har följande 21 naturvårdsarter hittats: fläckporing (VU), dvärgbägarlav (NT), garnlav (NT), kolflarnlav (NT), kådvaxskinn (NT), mörk kolflarnlav (NT), spillkråka (NT, §4), stjärntagging (NT), svartvit flugsnappare (NT, §4), talltita (NT, §4), tretåig hackspett (NT, §4), varglav (NT, §8), vedflamlav (NT), vedskivlav (NT), vedtrappmossa (NT), vitgrynig nållav (NT), mindre märgborre (S), spindelblomster (S, §8), stuplav (S), tjäder (§4) och fläcknycklar (§8). Av dessa är 16 rödlistade. För rödlistade arter har rödlistekategorin angivits inom parentes. Arter som är signalarter enligt Skogsstyrelsen har markerats med (S). För fridlysta arter anges även paragrafen i Artskyddsförordningen som arten är fridlyst enligt.</w:t>
       </w:r>
     </w:p>
     <w:p>
@@ -261,7 +261,7 @@
     </w:p>
     <w:p>
       <w:r>
-        <w:t>Följande fridlysta arter har sina livsmiljöer och växtplatser i den avverkningsanmälda skogen: spillkråka (NT, §4), svartvit flugsnappare (NT, §4), talltita (NT, §4), tretåig hackspett (NT, §4), varglav (NT, §8), spindelblomster (S, §8) och fläcknycklar (§8).</w:t>
+        <w:t>Följande fridlysta arter har sina livsmiljöer och växtplatser i den avverkningsanmälda skogen: spillkråka (NT, §4), svartvit flugsnappare (NT, §4), talltita (NT, §4), tretåig hackspett (NT, §4), varglav (NT, §8), spindelblomster (S, §8), tjäder (§4) och fläcknycklar (§8).</w:t>
       </w:r>
     </w:p>
     <w:p>
@@ -682,6 +682,46 @@
       </w:r>
       <w:r>
         <w:t>SLU Artdatabanken, Uppsala</w:t>
+      </w:r>
+    </w:p>
+    <w:p>
+      <w:pPr>
+        <w:pStyle w:val="Heading1"/>
+      </w:pPr>
+      <w:r>
+        <w:t>Tjäder – ekologi samt krav på livsmiljön</w:t>
+      </w:r>
+    </w:p>
+    <w:p>
+      <w:r>
+        <w:t>Tjäder (§4) är en utpräglad skogsfågel knuten till större sammanhängande barrskogsområden. Tupparna och hönorna utnyttjar till viss del olika miljöer, och habitatvalet varierar dessutom mellan olika delar av året. För att det ska finnas livskraftiga tjäderbestånd krävs funktionella skogslandskap med en blandning av uppvuxen, gles och luckig skog, täta sumpskogar, myrar och andra små våtmarker (Skogsstyrelsen, 2019).</w:t>
+      </w:r>
+    </w:p>
+    <w:p>
+      <w:r>
+        <w:t>Arten försvinner när skogen fragmenteras och den sammanlagda arealen hyggen och andra öppna områden blir för stor. Ett småskaligt och försiktigt virkesuttag genom hyggesfria metoder kan i vissa fall vara möjligt i området inom 200 m från lekcentrum. Längre ut från lekcentrum, inom 200–500 m bör den avverkade ytan inte överskrida 1 hektar för att undvika alltför stora och snabba förändringar (Skogsstyrelsen, 2019).</w:t>
+      </w:r>
+    </w:p>
+    <w:p>
+      <w:pPr>
+        <w:pStyle w:val="Heading2"/>
+      </w:pPr>
+      <w:r>
+        <w:t>Referenser – tjäder</w:t>
+      </w:r>
+    </w:p>
+    <w:p>
+      <w:r>
+        <w:t xml:space="preserve">Skogsstyrelsen, 2019. </w:t>
+      </w:r>
+      <w:r>
+        <w:rPr>
+          <w:i/>
+        </w:rPr>
+        <w:t xml:space="preserve">Vägledning för hänsyn till fåglar – tjäder. </w:t>
+      </w:r>
+      <w:r>
+        <w:t>https://www.skogsstyrelsen.se/globalassets/lag-och-tillsyn/artskydd/vagledningar-for-hansyn-till-faglar/tjader-vagledning-hansyn2.pdf</w:t>
       </w:r>
     </w:p>
     <w:p>
@@ -975,7 +1015,7 @@
     <w:r>
       <w:tab/>
       <w:tab/>
-      <w:t>2025-07-03</w:t>
+      <w:t>2025-07-04</w:t>
       <w:br/>
       <w:br/>
     </w:r>

--- a/tillsyn/A 26140-2025 tillsynsbegäran.docx
+++ b/tillsyn/A 26140-2025 tillsynsbegäran.docx
@@ -1015,7 +1015,7 @@
     <w:r>
       <w:tab/>
       <w:tab/>
-      <w:t>2025-07-04</w:t>
+      <w:t>2025-07-05</w:t>
       <w:br/>
       <w:br/>
     </w:r>

--- a/tillsyn/A 26140-2025 tillsynsbegäran.docx
+++ b/tillsyn/A 26140-2025 tillsynsbegäran.docx
@@ -1015,7 +1015,7 @@
     <w:r>
       <w:tab/>
       <w:tab/>
-      <w:t>2025-07-05</w:t>
+      <w:t>2025-07-06</w:t>
       <w:br/>
       <w:br/>
     </w:r>

--- a/tillsyn/A 26140-2025 tillsynsbegäran.docx
+++ b/tillsyn/A 26140-2025 tillsynsbegäran.docx
@@ -1015,7 +1015,7 @@
     <w:r>
       <w:tab/>
       <w:tab/>
-      <w:t>2025-07-06</w:t>
+      <w:t>2025-07-07</w:t>
       <w:br/>
       <w:br/>
     </w:r>

--- a/tillsyn/A 26140-2025 tillsynsbegäran.docx
+++ b/tillsyn/A 26140-2025 tillsynsbegäran.docx
@@ -1015,7 +1015,7 @@
     <w:r>
       <w:tab/>
       <w:tab/>
-      <w:t>2025-07-07</w:t>
+      <w:t>2025-07-08</w:t>
       <w:br/>
       <w:br/>
     </w:r>

--- a/tillsyn/A 26140-2025 tillsynsbegäran.docx
+++ b/tillsyn/A 26140-2025 tillsynsbegäran.docx
@@ -1015,7 +1015,7 @@
     <w:r>
       <w:tab/>
       <w:tab/>
-      <w:t>2025-07-08</w:t>
+      <w:t>2025-07-09</w:t>
       <w:br/>
       <w:br/>
     </w:r>

--- a/tillsyn/A 26140-2025 tillsynsbegäran.docx
+++ b/tillsyn/A 26140-2025 tillsynsbegäran.docx
@@ -1015,7 +1015,7 @@
     <w:r>
       <w:tab/>
       <w:tab/>
-      <w:t>2025-07-09</w:t>
+      <w:t>2025-07-11</w:t>
       <w:br/>
       <w:br/>
     </w:r>

--- a/tillsyn/A 26140-2025 tillsynsbegäran.docx
+++ b/tillsyn/A 26140-2025 tillsynsbegäran.docx
@@ -1015,7 +1015,7 @@
     <w:r>
       <w:tab/>
       <w:tab/>
-      <w:t>2025-07-11</w:t>
+      <w:t>2025-07-12</w:t>
       <w:br/>
       <w:br/>
     </w:r>

--- a/tillsyn/A 26140-2025 tillsynsbegäran.docx
+++ b/tillsyn/A 26140-2025 tillsynsbegäran.docx
@@ -1015,7 +1015,7 @@
     <w:r>
       <w:tab/>
       <w:tab/>
-      <w:t>2025-07-12</w:t>
+      <w:t>2025-07-13</w:t>
       <w:br/>
       <w:br/>
     </w:r>

--- a/tillsyn/A 26140-2025 tillsynsbegäran.docx
+++ b/tillsyn/A 26140-2025 tillsynsbegäran.docx
@@ -1015,7 +1015,7 @@
     <w:r>
       <w:tab/>
       <w:tab/>
-      <w:t>2025-07-13</w:t>
+      <w:t>2025-07-14</w:t>
       <w:br/>
       <w:br/>
     </w:r>

--- a/tillsyn/A 26140-2025 tillsynsbegäran.docx
+++ b/tillsyn/A 26140-2025 tillsynsbegäran.docx
@@ -1015,7 +1015,7 @@
     <w:r>
       <w:tab/>
       <w:tab/>
-      <w:t>2025-08-06</w:t>
+      <w:t>2025-08-09</w:t>
       <w:br/>
       <w:br/>
     </w:r>

--- a/tillsyn/A 26140-2025 tillsynsbegäran.docx
+++ b/tillsyn/A 26140-2025 tillsynsbegäran.docx
@@ -12,7 +12,7 @@
     </w:p>
     <w:p>
       <w:r>
-        <w:t>Detta dokument behandlar höga naturvärden i avverkningsanmälan A 26140-2025 i Älvdalens kommun. Denna avverkningsanmälan inkom 2025-05-28 och omfattar 36,0 ha.</w:t>
+        <w:t>Detta dokument behandlar höga naturvärden i avverkningsanmälan A 26140-2025 i Älvdalens kommun. Denna avverkningsanmälan inkom 2025-05-28 10:08:14 och omfattar 36,0 ha.</w:t>
       </w:r>
     </w:p>
     <w:p>

--- a/tillsyn/A 26140-2025 tillsynsbegäran.docx
+++ b/tillsyn/A 26140-2025 tillsynsbegäran.docx
@@ -1015,7 +1015,7 @@
     <w:r>
       <w:tab/>
       <w:tab/>
-      <w:t>2025-08-09</w:t>
+      <w:t>2025-08-10</w:t>
       <w:br/>
       <w:br/>
     </w:r>

--- a/tillsyn/A 26140-2025 tillsynsbegäran.docx
+++ b/tillsyn/A 26140-2025 tillsynsbegäran.docx
@@ -1015,7 +1015,7 @@
     <w:r>
       <w:tab/>
       <w:tab/>
-      <w:t>2025-08-10</w:t>
+      <w:t>2025-08-11</w:t>
       <w:br/>
       <w:br/>
     </w:r>

--- a/tillsyn/A 26140-2025 tillsynsbegäran.docx
+++ b/tillsyn/A 26140-2025 tillsynsbegäran.docx
@@ -1015,7 +1015,7 @@
     <w:r>
       <w:tab/>
       <w:tab/>
-      <w:t>2025-08-11</w:t>
+      <w:t>2025-08-12</w:t>
       <w:br/>
       <w:br/>
     </w:r>

--- a/tillsyn/A 26140-2025 tillsynsbegäran.docx
+++ b/tillsyn/A 26140-2025 tillsynsbegäran.docx
@@ -1015,7 +1015,7 @@
     <w:r>
       <w:tab/>
       <w:tab/>
-      <w:t>2025-08-12</w:t>
+      <w:t>2025-08-13</w:t>
       <w:br/>
       <w:br/>
     </w:r>

--- a/tillsyn/A 26140-2025 tillsynsbegäran.docx
+++ b/tillsyn/A 26140-2025 tillsynsbegäran.docx
@@ -1015,7 +1015,7 @@
     <w:r>
       <w:tab/>
       <w:tab/>
-      <w:t>2025-08-13</w:t>
+      <w:t>2025-08-14</w:t>
       <w:br/>
       <w:br/>
     </w:r>

--- a/tillsyn/A 26140-2025 tillsynsbegäran.docx
+++ b/tillsyn/A 26140-2025 tillsynsbegäran.docx
@@ -1015,7 +1015,7 @@
     <w:r>
       <w:tab/>
       <w:tab/>
-      <w:t>2025-08-14</w:t>
+      <w:t>2025-08-15</w:t>
       <w:br/>
       <w:br/>
     </w:r>

--- a/tillsyn/A 26140-2025 tillsynsbegäran.docx
+++ b/tillsyn/A 26140-2025 tillsynsbegäran.docx
@@ -1015,7 +1015,7 @@
     <w:r>
       <w:tab/>
       <w:tab/>
-      <w:t>2025-08-15</w:t>
+      <w:t>2025-08-16</w:t>
       <w:br/>
       <w:br/>
     </w:r>

--- a/tillsyn/A 26140-2025 tillsynsbegäran.docx
+++ b/tillsyn/A 26140-2025 tillsynsbegäran.docx
@@ -1015,7 +1015,7 @@
     <w:r>
       <w:tab/>
       <w:tab/>
-      <w:t>2025-08-16</w:t>
+      <w:t>2025-08-17</w:t>
       <w:br/>
       <w:br/>
     </w:r>

--- a/tillsyn/A 26140-2025 tillsynsbegäran.docx
+++ b/tillsyn/A 26140-2025 tillsynsbegäran.docx
@@ -1015,7 +1015,7 @@
     <w:r>
       <w:tab/>
       <w:tab/>
-      <w:t>2025-08-17</w:t>
+      <w:t>2025-08-18</w:t>
       <w:br/>
       <w:br/>
     </w:r>

--- a/tillsyn/A 26140-2025 tillsynsbegäran.docx
+++ b/tillsyn/A 26140-2025 tillsynsbegäran.docx
@@ -1015,7 +1015,7 @@
     <w:r>
       <w:tab/>
       <w:tab/>
-      <w:t>2025-08-18</w:t>
+      <w:t>2025-08-19</w:t>
       <w:br/>
       <w:br/>
     </w:r>

--- a/tillsyn/A 26140-2025 tillsynsbegäran.docx
+++ b/tillsyn/A 26140-2025 tillsynsbegäran.docx
@@ -1015,7 +1015,7 @@
     <w:r>
       <w:tab/>
       <w:tab/>
-      <w:t>2025-08-19</w:t>
+      <w:t>2025-08-20</w:t>
       <w:br/>
       <w:br/>
     </w:r>
